--- a/CV/Atik_Shahriar_CV.docx
+++ b/CV/Atik_Shahriar_CV.docx
@@ -380,6 +380,549 @@
           <w:color w:val="1E4E8C"/>
           <w:sz w:val="22"/>
         </w:rPr>
+        <w:t>EXPERIENCE</w:t>
+      </w:r>
+    </w:p>
+    <w:p>
+      <w:pPr>
+        <w:keepNext/>
+        <w:tabs>
+          <w:tab w:pos="10091" w:val="right"/>
+        </w:tabs>
+        <w:spacing w:before="80" w:after="0"/>
+      </w:pPr>
+      <w:r>
+        <w:rPr>
+          <w:b/>
+          <w:i w:val="0"/>
+          <w:sz w:val="22"/>
+        </w:rPr>
+        <w:t>Creator &amp; Lead Developer — AgentDeck</w:t>
+      </w:r>
+      <w:r>
+        <w:rPr>
+          <w:b w:val="0"/>
+          <w:i w:val="0"/>
+          <w:color w:val="555D6B"/>
+          <w:sz w:val="19"/>
+        </w:rPr>
+        <w:t xml:space="preserve">  |  </w:t>
+      </w:r>
+      <w:hyperlink r:id="rId15">
+        <w:r>
+          <w:rPr>
+            <w:rFonts w:ascii="Calibri" w:hAnsi="Calibri" w:cs="Calibri"/>
+            <w:color w:val="1E4E8C"/>
+            <w:sz w:val="19"/>
+          </w:rPr>
+          <w:t xml:space="preserve">vibeflow.tech/agentdeck</w:t>
+        </w:r>
+      </w:hyperlink>
+      <w:r>
+        <w:rPr>
+          <w:b w:val="0"/>
+          <w:i w:val="0"/>
+          <w:color w:val="555D6B"/>
+          <w:sz w:val="19"/>
+        </w:rPr>
+        <w:tab/>
+        <w:t>2026 – Present</w:t>
+      </w:r>
+    </w:p>
+    <w:p>
+      <w:pPr>
+        <w:keepNext/>
+        <w:tabs>
+          <w:tab w:pos="10091" w:val="right"/>
+        </w:tabs>
+        <w:spacing w:before="0" w:after="20"/>
+      </w:pPr>
+      <w:r>
+        <w:rPr>
+          <w:b w:val="0"/>
+          <w:i/>
+          <w:color w:val="555D6B"/>
+          <w:sz w:val="20"/>
+        </w:rPr>
+        <w:t>Desktop workspace for AI coding agents  ·  Windows, macOS &amp; Linux</w:t>
+      </w:r>
+    </w:p>
+    <w:p>
+      <w:pPr>
+        <w:tabs>
+          <w:tab w:pos="255" w:val="left"/>
+        </w:tabs>
+        <w:spacing w:before="0" w:after="20"/>
+        <w:ind w:left="255" w:hanging="198"/>
+      </w:pPr>
+      <w:r>
+        <w:rPr>
+          <w:b w:val="0"/>
+          <w:i w:val="0"/>
+          <w:color w:val="1E4E8C"/>
+        </w:rPr>
+        <w:t>•</w:t>
+        <w:tab/>
+      </w:r>
+      <w:r>
+        <w:rPr>
+          <w:b w:val="0"/>
+          <w:i w:val="0"/>
+        </w:rPr>
+        <w:t>Designed and shipped a Python/PySide6 app that runs Claude, Codex, Copilot, Gemini and other coding agents side by side in real terminal panes, showing which agent is working, idle or waiting for input.</w:t>
+      </w:r>
+    </w:p>
+    <w:p>
+      <w:pPr>
+        <w:tabs>
+          <w:tab w:pos="255" w:val="left"/>
+        </w:tabs>
+        <w:spacing w:before="0" w:after="20"/>
+        <w:ind w:left="255" w:hanging="198"/>
+      </w:pPr>
+      <w:r>
+        <w:rPr>
+          <w:b w:val="0"/>
+          <w:i w:val="0"/>
+          <w:color w:val="1E4E8C"/>
+        </w:rPr>
+        <w:t>•</w:t>
+        <w:tab/>
+      </w:r>
+      <w:r>
+        <w:rPr>
+          <w:b w:val="0"/>
+          <w:i w:val="0"/>
+        </w:rPr>
+        <w:t>Built an isolated git worktree per agent plus a review &amp; merge panel, so parallel agents never collide on the same checkout.</w:t>
+      </w:r>
+    </w:p>
+    <w:p>
+      <w:pPr>
+        <w:tabs>
+          <w:tab w:pos="255" w:val="left"/>
+        </w:tabs>
+        <w:spacing w:before="0" w:after="20"/>
+        <w:ind w:left="255" w:hanging="198"/>
+      </w:pPr>
+      <w:r>
+        <w:rPr>
+          <w:b w:val="0"/>
+          <w:i w:val="0"/>
+          <w:color w:val="1E4E8C"/>
+        </w:rPr>
+        <w:t>•</w:t>
+        <w:tab/>
+      </w:r>
+      <w:r>
+        <w:rPr>
+          <w:b w:val="0"/>
+          <w:i w:val="0"/>
+        </w:rPr>
+        <w:t>Integrated GitHub, Jira, Linear, Google Drive and LinkedIn plugins via MCP servers, along with local voice-to-text, routines, notes, layouts and a command palette.</w:t>
+      </w:r>
+    </w:p>
+    <w:p>
+      <w:pPr>
+        <w:tabs>
+          <w:tab w:pos="255" w:val="left"/>
+        </w:tabs>
+        <w:spacing w:before="0" w:after="20"/>
+        <w:ind w:left="255" w:hanging="198"/>
+      </w:pPr>
+      <w:r>
+        <w:rPr>
+          <w:b w:val="0"/>
+          <w:i w:val="0"/>
+          <w:color w:val="1E4E8C"/>
+        </w:rPr>
+        <w:t>•</w:t>
+        <w:tab/>
+      </w:r>
+      <w:r>
+        <w:rPr>
+          <w:b w:val="0"/>
+          <w:i w:val="0"/>
+        </w:rPr>
+        <w:t>Run CI release pipelines for Windows, macOS and Linux builds with built-in auto-update; currently at v0.39.</w:t>
+      </w:r>
+    </w:p>
+    <w:p>
+      <w:pPr>
+        <w:spacing w:before="0" w:after="20"/>
+        <w:ind w:left="255"/>
+      </w:pPr>
+      <w:r>
+        <w:rPr>
+          <w:b/>
+          <w:i w:val="0"/>
+          <w:color w:val="555D6B"/>
+          <w:sz w:val="19"/>
+        </w:rPr>
+        <w:t xml:space="preserve">Tech: </w:t>
+      </w:r>
+      <w:r>
+        <w:rPr>
+          <w:b w:val="0"/>
+          <w:i w:val="0"/>
+          <w:color w:val="555D6B"/>
+          <w:sz w:val="19"/>
+        </w:rPr>
+        <w:t>Python · PySide6 / Qt · Git worktrees · MCP · Whisper · GitHub Actions</w:t>
+      </w:r>
+    </w:p>
+    <w:p>
+      <w:pPr>
+        <w:keepNext/>
+        <w:tabs>
+          <w:tab w:pos="10091" w:val="right"/>
+        </w:tabs>
+        <w:spacing w:before="80" w:after="0"/>
+      </w:pPr>
+      <w:r>
+        <w:rPr>
+          <w:b/>
+          <w:i w:val="0"/>
+          <w:sz w:val="22"/>
+        </w:rPr>
+        <w:t>Full-Stack Developer — Freelance &amp; Client Work</w:t>
+      </w:r>
+      <w:r>
+        <w:rPr>
+          <w:b w:val="0"/>
+          <w:i w:val="0"/>
+          <w:color w:val="555D6B"/>
+          <w:sz w:val="19"/>
+        </w:rPr>
+        <w:tab/>
+        <w:t>2023 – Present</w:t>
+      </w:r>
+    </w:p>
+    <w:p>
+      <w:pPr>
+        <w:keepNext/>
+        <w:tabs>
+          <w:tab w:pos="10091" w:val="right"/>
+        </w:tabs>
+        <w:spacing w:before="0" w:after="20"/>
+      </w:pPr>
+      <w:r>
+        <w:rPr>
+          <w:b w:val="0"/>
+          <w:i/>
+          <w:color w:val="555D6B"/>
+          <w:sz w:val="20"/>
+        </w:rPr>
+        <w:t>E-commerce, SaaS &amp; business platforms</w:t>
+      </w:r>
+    </w:p>
+    <w:p>
+      <w:pPr>
+        <w:tabs>
+          <w:tab w:pos="255" w:val="left"/>
+        </w:tabs>
+        <w:spacing w:before="0" w:after="20"/>
+        <w:ind w:left="255" w:hanging="198"/>
+      </w:pPr>
+      <w:r>
+        <w:rPr>
+          <w:b w:val="0"/>
+          <w:i w:val="0"/>
+          <w:color w:val="1E4E8C"/>
+        </w:rPr>
+        <w:t>•</w:t>
+        <w:tab/>
+      </w:r>
+      <w:r>
+        <w:rPr>
+          <w:b w:val="0"/>
+          <w:i w:val="0"/>
+        </w:rPr>
+        <w:t>Built Dhaka Wholesale, a live e-commerce platform: Next.js 16 storefront plus a NestJS/Supabase API with an admin dashboard.</w:t>
+      </w:r>
+    </w:p>
+    <w:p>
+      <w:pPr>
+        <w:tabs>
+          <w:tab w:pos="255" w:val="left"/>
+        </w:tabs>
+        <w:spacing w:before="0" w:after="20"/>
+        <w:ind w:left="255" w:hanging="198"/>
+      </w:pPr>
+      <w:r>
+        <w:rPr>
+          <w:b w:val="0"/>
+          <w:i w:val="0"/>
+          <w:color w:val="1E4E8C"/>
+        </w:rPr>
+        <w:t>•</w:t>
+        <w:tab/>
+      </w:r>
+      <w:r>
+        <w:rPr>
+          <w:b w:val="0"/>
+          <w:i w:val="0"/>
+        </w:rPr>
+        <w:t>Built PostPilot, a multi-platform social-publishing SaaS, and the VibeFlow web platform with a client portal and admin tooling.</w:t>
+      </w:r>
+    </w:p>
+    <w:p>
+      <w:pPr>
+        <w:tabs>
+          <w:tab w:pos="255" w:val="left"/>
+        </w:tabs>
+        <w:spacing w:before="0" w:after="20"/>
+        <w:ind w:left="255" w:hanging="198"/>
+      </w:pPr>
+      <w:r>
+        <w:rPr>
+          <w:b w:val="0"/>
+          <w:i w:val="0"/>
+          <w:color w:val="1E4E8C"/>
+        </w:rPr>
+        <w:t>•</w:t>
+        <w:tab/>
+      </w:r>
+      <w:r>
+        <w:rPr>
+          <w:b w:val="0"/>
+          <w:i w:val="0"/>
+        </w:rPr>
+        <w:t>Delivered landing sites, dashboards and booking systems for small businesses, from requirements through deployment on Vercel.</w:t>
+      </w:r>
+    </w:p>
+    <w:p>
+      <w:pPr>
+        <w:spacing w:before="0" w:after="20"/>
+        <w:ind w:left="255"/>
+      </w:pPr>
+      <w:r>
+        <w:rPr>
+          <w:b/>
+          <w:i w:val="0"/>
+          <w:color w:val="555D6B"/>
+          <w:sz w:val="19"/>
+        </w:rPr>
+        <w:t xml:space="preserve">Tech: </w:t>
+      </w:r>
+      <w:r>
+        <w:rPr>
+          <w:b w:val="0"/>
+          <w:i w:val="0"/>
+          <w:color w:val="555D6B"/>
+          <w:sz w:val="19"/>
+        </w:rPr>
+        <w:t>Next.js · NestJS · TypeScript · Supabase · Vercel</w:t>
+      </w:r>
+    </w:p>
+    <w:p>
+      <w:pPr>
+        <w:keepNext/>
+        <w:spacing w:before="200" w:after="60"/>
+        <w:pBdr>
+          <w:bottom w:val="single" w:sz="6" w:space="1" w:color="1E4E8C"/>
+        </w:pBdr>
+      </w:pPr>
+      <w:r>
+        <w:rPr>
+          <w:b/>
+          <w:i w:val="0"/>
+          <w:color w:val="1E4E8C"/>
+          <w:sz w:val="22"/>
+        </w:rPr>
+        <w:t>HACKATHONS &amp; COMPETITIONS</w:t>
+      </w:r>
+    </w:p>
+    <w:p>
+      <w:pPr>
+        <w:keepNext/>
+        <w:tabs>
+          <w:tab w:pos="10091" w:val="right"/>
+        </w:tabs>
+        <w:spacing w:before="80" w:after="0"/>
+      </w:pPr>
+      <w:r>
+        <w:rPr>
+          <w:b/>
+          <w:i w:val="0"/>
+          <w:sz w:val="22"/>
+        </w:rPr>
+        <w:t>Hackathon Competitor</w:t>
+      </w:r>
+      <w:r>
+        <w:rPr>
+          <w:b w:val="0"/>
+          <w:i w:val="0"/>
+          <w:color w:val="555D6B"/>
+          <w:sz w:val="19"/>
+        </w:rPr>
+        <w:tab/>
+        <w:t>2024 – 2026</w:t>
+      </w:r>
+    </w:p>
+    <w:p>
+      <w:pPr>
+        <w:tabs>
+          <w:tab w:pos="255" w:val="left"/>
+        </w:tabs>
+        <w:spacing w:before="0" w:after="20"/>
+        <w:ind w:left="255" w:hanging="198"/>
+      </w:pPr>
+      <w:r>
+        <w:rPr>
+          <w:b w:val="0"/>
+          <w:i w:val="0"/>
+          <w:color w:val="1E4E8C"/>
+        </w:rPr>
+        <w:t>•</w:t>
+        <w:tab/>
+      </w:r>
+      <w:r>
+        <w:rPr>
+          <w:b/>
+          <w:i w:val="0"/>
+        </w:rPr>
+        <w:t xml:space="preserve">SUST CSE Carnival 2026 (Codex Community Hackathon): </w:t>
+      </w:r>
+      <w:r>
+        <w:rPr>
+          <w:b w:val="0"/>
+          <w:i w:val="0"/>
+        </w:rPr>
+        <w:t>QueueStorm Investigator — an AI/API SupportOps copilot for a digital-finance platform.</w:t>
+      </w:r>
+    </w:p>
+    <w:p>
+      <w:pPr>
+        <w:tabs>
+          <w:tab w:pos="255" w:val="left"/>
+        </w:tabs>
+        <w:spacing w:before="0" w:after="20"/>
+        <w:ind w:left="255" w:hanging="198"/>
+      </w:pPr>
+      <w:r>
+        <w:rPr>
+          <w:b w:val="0"/>
+          <w:i w:val="0"/>
+          <w:color w:val="1E4E8C"/>
+        </w:rPr>
+        <w:t>•</w:t>
+        <w:tab/>
+      </w:r>
+      <w:r>
+        <w:rPr>
+          <w:b/>
+          <w:i w:val="0"/>
+        </w:rPr>
+        <w:t xml:space="preserve">IUT Hackathon: </w:t>
+      </w:r>
+      <w:r>
+        <w:rPr>
+          <w:b w:val="0"/>
+          <w:i w:val="0"/>
+        </w:rPr>
+        <w:t>Office Energy Monitor — NestJS + Next.js system with anomaly detection and a Discord bot.</w:t>
+      </w:r>
+    </w:p>
+    <w:p>
+      <w:pPr>
+        <w:tabs>
+          <w:tab w:pos="255" w:val="left"/>
+        </w:tabs>
+        <w:spacing w:before="0" w:after="20"/>
+        <w:ind w:left="255" w:hanging="198"/>
+      </w:pPr>
+      <w:r>
+        <w:rPr>
+          <w:b w:val="0"/>
+          <w:i w:val="0"/>
+          <w:color w:val="1E4E8C"/>
+        </w:rPr>
+        <w:t>•</w:t>
+        <w:tab/>
+      </w:r>
+      <w:r>
+        <w:rPr>
+          <w:b/>
+          <w:i w:val="0"/>
+        </w:rPr>
+        <w:t xml:space="preserve">NSU Tech Fest: </w:t>
+      </w:r>
+      <w:r>
+        <w:rPr>
+          <w:b w:val="0"/>
+          <w:i w:val="0"/>
+        </w:rPr>
+        <w:t>Reached the second round with a full-stack solution.</w:t>
+      </w:r>
+    </w:p>
+    <w:p>
+      <w:pPr>
+        <w:keepNext/>
+        <w:tabs>
+          <w:tab w:pos="10091" w:val="right"/>
+        </w:tabs>
+        <w:spacing w:before="80" w:after="0"/>
+      </w:pPr>
+      <w:r>
+        <w:rPr>
+          <w:b/>
+          <w:i w:val="0"/>
+          <w:sz w:val="22"/>
+        </w:rPr>
+        <w:t>Robotics Competitor — National Robotics Championship (BUBT)</w:t>
+      </w:r>
+      <w:r>
+        <w:rPr>
+          <w:b w:val="0"/>
+          <w:i w:val="0"/>
+          <w:color w:val="555D6B"/>
+          <w:sz w:val="19"/>
+        </w:rPr>
+        <w:tab/>
+        <w:t>2024 – 2025</w:t>
+      </w:r>
+    </w:p>
+    <w:p>
+      <w:pPr>
+        <w:tabs>
+          <w:tab w:pos="255" w:val="left"/>
+        </w:tabs>
+        <w:spacing w:before="0" w:after="20"/>
+        <w:ind w:left="255" w:hanging="198"/>
+      </w:pPr>
+      <w:r>
+        <w:rPr>
+          <w:b w:val="0"/>
+          <w:i w:val="0"/>
+          <w:color w:val="1E4E8C"/>
+        </w:rPr>
+        <w:t>•</w:t>
+        <w:tab/>
+      </w:r>
+      <w:r>
+        <w:rPr>
+          <w:b w:val="0"/>
+          <w:i w:val="0"/>
+        </w:rPr>
+        <w:t>Built autonomous robots (line followers, soccer bots, drones) in C++ on Arduino and competed at national level.</w:t>
+      </w:r>
+    </w:p>
+    <w:p>
+      <w:pPr>
+        <w:keepNext/>
+        <w:spacing w:before="200" w:after="60"/>
+        <w:pBdr>
+          <w:bottom w:val="single" w:sz="6" w:space="1" w:color="1E4E8C"/>
+        </w:pBdr>
+      </w:pPr>
+      <w:r>
+        <w:rPr>
+          <w:b/>
+          <w:i w:val="0"/>
+          <w:color w:val="1E4E8C"/>
+          <w:sz w:val="22"/>
+        </w:rPr>
         <w:t>EDUCATION</w:t>
       </w:r>
     </w:p>
@@ -426,6 +969,31 @@
           <w:sz w:val="20"/>
         </w:rPr>
         <w:t>American International University-Bangladesh (AIUB), Dhaka</w:t>
+      </w:r>
+    </w:p>
+    <w:p>
+      <w:pPr>
+        <w:tabs>
+          <w:tab w:pos="255" w:val="left"/>
+        </w:tabs>
+        <w:spacing w:before="0" w:after="20"/>
+        <w:ind w:left="255" w:hanging="198"/>
+      </w:pPr>
+      <w:r>
+        <w:rPr>
+          <w:b w:val="0"/>
+          <w:i w:val="0"/>
+          <w:color w:val="1E4E8C"/>
+        </w:rPr>
+        <w:t>•</w:t>
+        <w:tab/>
+      </w:r>
+      <w:r>
+        <w:rPr>
+          <w:b w:val="0"/>
+          <w:i w:val="0"/>
+        </w:rPr>
+        <w:t>Coursework: mobile app development, advanced web technologies, software engineering. Final project: SOFOL, a farmer-credit fintech app.</w:t>
       </w:r>
     </w:p>
     <w:sectPr>

--- a/CV/Atik_Shahriar_CV.docx
+++ b/CV/Atik_Shahriar_CV.docx
@@ -730,6 +730,485 @@
           <w:color w:val="1E4E8C"/>
           <w:sz w:val="22"/>
         </w:rPr>
+        <w:t>SELECTED PROJECTS</w:t>
+      </w:r>
+    </w:p>
+    <w:p>
+      <w:pPr>
+        <w:keepNext/>
+        <w:tabs>
+          <w:tab w:pos="10091" w:val="right"/>
+        </w:tabs>
+        <w:spacing w:before="80" w:after="0"/>
+      </w:pPr>
+      <w:r>
+        <w:rPr>
+          <w:b/>
+          <w:i w:val="0"/>
+          <w:sz w:val="22"/>
+        </w:rPr>
+        <w:t>Dhaka Wholesale</w:t>
+      </w:r>
+      <w:r>
+        <w:rPr>
+          <w:b w:val="0"/>
+          <w:i w:val="0"/>
+          <w:color w:val="555D6B"/>
+          <w:sz w:val="19"/>
+        </w:rPr>
+        <w:t xml:space="preserve">  |  </w:t>
+      </w:r>
+      <w:hyperlink r:id="rId16">
+        <w:r>
+          <w:rPr>
+            <w:rFonts w:ascii="Calibri" w:hAnsi="Calibri" w:cs="Calibri"/>
+            <w:color w:val="1E4E8C"/>
+            <w:sz w:val="19"/>
+          </w:rPr>
+          <w:t xml:space="preserve">dhakawholesale.com</w:t>
+        </w:r>
+      </w:hyperlink>
+      <w:r>
+        <w:rPr>
+          <w:b w:val="0"/>
+          <w:i w:val="0"/>
+          <w:color w:val="555D6B"/>
+          <w:sz w:val="19"/>
+        </w:rPr>
+        <w:tab/>
+        <w:t>Production</w:t>
+      </w:r>
+    </w:p>
+    <w:p>
+      <w:pPr>
+        <w:tabs>
+          <w:tab w:pos="255" w:val="left"/>
+        </w:tabs>
+        <w:spacing w:before="0" w:after="20"/>
+        <w:ind w:left="255" w:hanging="198"/>
+      </w:pPr>
+      <w:r>
+        <w:rPr>
+          <w:b w:val="0"/>
+          <w:i w:val="0"/>
+          <w:color w:val="1E4E8C"/>
+        </w:rPr>
+        <w:t>•</w:t>
+        <w:tab/>
+      </w:r>
+      <w:r>
+        <w:rPr>
+          <w:b w:val="0"/>
+          <w:i w:val="0"/>
+        </w:rPr>
+        <w:t>Live storefront and admin platform for a Dhaka wholesale business: catalog, cart, checkout, orders, wishlist and reviews, with live order updates on the admin dashboard.</w:t>
+      </w:r>
+    </w:p>
+    <w:p>
+      <w:pPr>
+        <w:tabs>
+          <w:tab w:pos="255" w:val="left"/>
+        </w:tabs>
+        <w:spacing w:before="0" w:after="20"/>
+        <w:ind w:left="255" w:hanging="198"/>
+      </w:pPr>
+      <w:r>
+        <w:rPr>
+          <w:b w:val="0"/>
+          <w:i w:val="0"/>
+          <w:color w:val="1E4E8C"/>
+        </w:rPr>
+        <w:t>•</w:t>
+        <w:tab/>
+      </w:r>
+      <w:r>
+        <w:rPr>
+          <w:b w:val="0"/>
+          <w:i w:val="0"/>
+        </w:rPr>
+        <w:t>Next.js 16 App Router with ISR catalog pages; NestJS 11 REST API hardened with Zod validation, Helmet, compression and rate limiting; Supabase Postgres, JWT and Realtime.</w:t>
+      </w:r>
+    </w:p>
+    <w:p>
+      <w:pPr>
+        <w:spacing w:before="0" w:after="20"/>
+        <w:ind w:left="255"/>
+      </w:pPr>
+      <w:r>
+        <w:rPr>
+          <w:b/>
+          <w:i w:val="0"/>
+          <w:color w:val="555D6B"/>
+          <w:sz w:val="19"/>
+        </w:rPr>
+        <w:t xml:space="preserve">Tech: </w:t>
+      </w:r>
+      <w:r>
+        <w:rPr>
+          <w:b w:val="0"/>
+          <w:i w:val="0"/>
+          <w:color w:val="555D6B"/>
+          <w:sz w:val="19"/>
+        </w:rPr>
+        <w:t>Next.js 16 · React 19 · NestJS · TypeScript · Supabase · Zustand · SWR</w:t>
+      </w:r>
+    </w:p>
+    <w:p>
+      <w:pPr>
+        <w:keepNext/>
+        <w:tabs>
+          <w:tab w:pos="10091" w:val="right"/>
+        </w:tabs>
+        <w:spacing w:before="80" w:after="0"/>
+      </w:pPr>
+      <w:r>
+        <w:rPr>
+          <w:b/>
+          <w:i w:val="0"/>
+          <w:sz w:val="22"/>
+        </w:rPr>
+        <w:t>PostPilot</w:t>
+      </w:r>
+      <w:r>
+        <w:rPr>
+          <w:b w:val="0"/>
+          <w:i w:val="0"/>
+          <w:color w:val="555D6B"/>
+          <w:sz w:val="19"/>
+        </w:rPr>
+        <w:tab/>
+        <w:t>AI SaaS</w:t>
+      </w:r>
+    </w:p>
+    <w:p>
+      <w:pPr>
+        <w:tabs>
+          <w:tab w:pos="255" w:val="left"/>
+        </w:tabs>
+        <w:spacing w:before="0" w:after="20"/>
+        <w:ind w:left="255" w:hanging="198"/>
+      </w:pPr>
+      <w:r>
+        <w:rPr>
+          <w:b w:val="0"/>
+          <w:i w:val="0"/>
+          <w:color w:val="1E4E8C"/>
+        </w:rPr>
+        <w:t>•</w:t>
+        <w:tab/>
+      </w:r>
+      <w:r>
+        <w:rPr>
+          <w:b w:val="0"/>
+          <w:i w:val="0"/>
+        </w:rPr>
+        <w:t>AI-powered social publishing SaaS: write a post once, then adapt, schedule and publish it to every connected platform.</w:t>
+      </w:r>
+    </w:p>
+    <w:p>
+      <w:pPr>
+        <w:tabs>
+          <w:tab w:pos="255" w:val="left"/>
+        </w:tabs>
+        <w:spacing w:before="0" w:after="20"/>
+        <w:ind w:left="255" w:hanging="198"/>
+      </w:pPr>
+      <w:r>
+        <w:rPr>
+          <w:b w:val="0"/>
+          <w:i w:val="0"/>
+          <w:color w:val="1E4E8C"/>
+        </w:rPr>
+        <w:t>•</w:t>
+        <w:tab/>
+      </w:r>
+      <w:r>
+        <w:rPr>
+          <w:b w:val="0"/>
+          <w:i w:val="0"/>
+        </w:rPr>
+        <w:t>Provider-agnostic AI layer (Anthropic and OpenAI) and a database-backed publishing queue with retries, exponential backoff and idempotency; Supabase RLS, encrypted platform tokens and Zod at every boundary.</w:t>
+      </w:r>
+    </w:p>
+    <w:p>
+      <w:pPr>
+        <w:spacing w:before="0" w:after="20"/>
+        <w:ind w:left="255"/>
+      </w:pPr>
+      <w:r>
+        <w:rPr>
+          <w:b/>
+          <w:i w:val="0"/>
+          <w:color w:val="555D6B"/>
+          <w:sz w:val="19"/>
+        </w:rPr>
+        <w:t xml:space="preserve">Tech: </w:t>
+      </w:r>
+      <w:r>
+        <w:rPr>
+          <w:b w:val="0"/>
+          <w:i w:val="0"/>
+          <w:color w:val="555D6B"/>
+          <w:sz w:val="19"/>
+        </w:rPr>
+        <w:t>Next.js 16 · React 19 · Supabase · TanStack Query · Zod · Vitest</w:t>
+      </w:r>
+    </w:p>
+    <w:p>
+      <w:pPr>
+        <w:keepNext/>
+        <w:tabs>
+          <w:tab w:pos="10091" w:val="right"/>
+        </w:tabs>
+        <w:spacing w:before="80" w:after="0"/>
+      </w:pPr>
+      <w:r>
+        <w:rPr>
+          <w:b/>
+          <w:i w:val="0"/>
+          <w:sz w:val="22"/>
+        </w:rPr>
+        <w:t>VibeFlow</w:t>
+      </w:r>
+      <w:r>
+        <w:rPr>
+          <w:b w:val="0"/>
+          <w:i w:val="0"/>
+          <w:color w:val="555D6B"/>
+          <w:sz w:val="19"/>
+        </w:rPr>
+        <w:t xml:space="preserve">  |  </w:t>
+      </w:r>
+      <w:hyperlink r:id="rId17">
+        <w:r>
+          <w:rPr>
+            <w:rFonts w:ascii="Calibri" w:hAnsi="Calibri" w:cs="Calibri"/>
+            <w:color w:val="1E4E8C"/>
+            <w:sz w:val="19"/>
+          </w:rPr>
+          <w:t xml:space="preserve">vibeflow.tech</w:t>
+        </w:r>
+      </w:hyperlink>
+      <w:r>
+        <w:rPr>
+          <w:b w:val="0"/>
+          <w:i w:val="0"/>
+          <w:color w:val="555D6B"/>
+          <w:sz w:val="19"/>
+        </w:rPr>
+        <w:tab/>
+        <w:t>SaaS platform</w:t>
+      </w:r>
+    </w:p>
+    <w:p>
+      <w:pPr>
+        <w:tabs>
+          <w:tab w:pos="255" w:val="left"/>
+        </w:tabs>
+        <w:spacing w:before="0" w:after="20"/>
+        <w:ind w:left="255" w:hanging="198"/>
+      </w:pPr>
+      <w:r>
+        <w:rPr>
+          <w:b w:val="0"/>
+          <w:i w:val="0"/>
+          <w:color w:val="1E4E8C"/>
+        </w:rPr>
+        <w:t>•</w:t>
+        <w:tab/>
+      </w:r>
+      <w:r>
+        <w:rPr>
+          <w:b w:val="0"/>
+          <w:i w:val="0"/>
+        </w:rPr>
+        <w:t>Software-studio platform where clients submit a request and track it to delivery, with a client portal, admin console and real-time notifications on Supabase.</w:t>
+      </w:r>
+    </w:p>
+    <w:p>
+      <w:pPr>
+        <w:tabs>
+          <w:tab w:pos="255" w:val="left"/>
+        </w:tabs>
+        <w:spacing w:before="0" w:after="20"/>
+        <w:ind w:left="255" w:hanging="198"/>
+      </w:pPr>
+      <w:r>
+        <w:rPr>
+          <w:b w:val="0"/>
+          <w:i w:val="0"/>
+          <w:color w:val="1E4E8C"/>
+        </w:rPr>
+        <w:t>•</w:t>
+        <w:tab/>
+      </w:r>
+      <w:r>
+        <w:rPr>
+          <w:b w:val="0"/>
+          <w:i w:val="0"/>
+        </w:rPr>
+        <w:t>Build-time prerendering, generated sitemaps and analytics for SEO; hosts the AgentDeck download/update site and playable projects such as Back Bencher.</w:t>
+      </w:r>
+    </w:p>
+    <w:p>
+      <w:pPr>
+        <w:spacing w:before="0" w:after="20"/>
+        <w:ind w:left="255"/>
+      </w:pPr>
+      <w:r>
+        <w:rPr>
+          <w:b/>
+          <w:i w:val="0"/>
+          <w:color w:val="555D6B"/>
+          <w:sz w:val="19"/>
+        </w:rPr>
+        <w:t xml:space="preserve">Tech: </w:t>
+      </w:r>
+      <w:r>
+        <w:rPr>
+          <w:b w:val="0"/>
+          <w:i w:val="0"/>
+          <w:color w:val="555D6B"/>
+          <w:sz w:val="19"/>
+        </w:rPr>
+        <w:t>React · Vite · Supabase · Vercel</w:t>
+      </w:r>
+    </w:p>
+    <w:p>
+      <w:pPr>
+        <w:keepNext/>
+        <w:tabs>
+          <w:tab w:pos="10091" w:val="right"/>
+        </w:tabs>
+        <w:spacing w:before="80" w:after="0"/>
+      </w:pPr>
+      <w:r>
+        <w:rPr>
+          <w:b/>
+          <w:i w:val="0"/>
+          <w:sz w:val="22"/>
+        </w:rPr>
+        <w:t>SOFOL — Farmer Credit-Profile Fintech App</w:t>
+      </w:r>
+      <w:r>
+        <w:rPr>
+          <w:b w:val="0"/>
+          <w:i w:val="0"/>
+          <w:color w:val="555D6B"/>
+          <w:sz w:val="19"/>
+        </w:rPr>
+        <w:t xml:space="preserve">  |  </w:t>
+      </w:r>
+      <w:hyperlink r:id="rId18">
+        <w:r>
+          <w:rPr>
+            <w:rFonts w:ascii="Calibri" w:hAnsi="Calibri" w:cs="Calibri"/>
+            <w:color w:val="1E4E8C"/>
+            <w:sz w:val="19"/>
+          </w:rPr>
+          <w:t xml:space="preserve">GitHub</w:t>
+        </w:r>
+      </w:hyperlink>
+      <w:r>
+        <w:rPr>
+          <w:b w:val="0"/>
+          <w:i w:val="0"/>
+          <w:color w:val="555D6B"/>
+          <w:sz w:val="19"/>
+        </w:rPr>
+        <w:tab/>
+        <w:t>AIUB final project</w:t>
+      </w:r>
+    </w:p>
+    <w:p>
+      <w:pPr>
+        <w:tabs>
+          <w:tab w:pos="255" w:val="left"/>
+        </w:tabs>
+        <w:spacing w:before="0" w:after="20"/>
+        <w:ind w:left="255" w:hanging="198"/>
+      </w:pPr>
+      <w:r>
+        <w:rPr>
+          <w:b w:val="0"/>
+          <w:i w:val="0"/>
+          <w:color w:val="1E4E8C"/>
+        </w:rPr>
+        <w:t>•</w:t>
+        <w:tab/>
+      </w:r>
+      <w:r>
+        <w:rPr>
+          <w:b w:val="0"/>
+          <w:i w:val="0"/>
+        </w:rPr>
+        <w:t>React Native (Expo Router) app and Express 5 + TypeScript API that lets farmers build a digital credit history, record transactions and apply for loans.</w:t>
+      </w:r>
+    </w:p>
+    <w:p>
+      <w:pPr>
+        <w:tabs>
+          <w:tab w:pos="255" w:val="left"/>
+        </w:tabs>
+        <w:spacing w:before="0" w:after="20"/>
+        <w:ind w:left="255" w:hanging="198"/>
+      </w:pPr>
+      <w:r>
+        <w:rPr>
+          <w:b w:val="0"/>
+          <w:i w:val="0"/>
+          <w:color w:val="1E4E8C"/>
+        </w:rPr>
+        <w:t>•</w:t>
+        <w:tab/>
+      </w:r>
+      <w:r>
+        <w:rPr>
+          <w:b w:val="0"/>
+          <w:i w:val="0"/>
+        </w:rPr>
+        <w:t>Separate dashboards for Admin, Bank Officer and Field Officer roles behind per-role guards, Helmet, a CORS allow-list and rate limiting; Supabase PostgreSQL schema for loans, verification and field visits.</w:t>
+      </w:r>
+    </w:p>
+    <w:p>
+      <w:pPr>
+        <w:spacing w:before="0" w:after="20"/>
+        <w:ind w:left="255"/>
+      </w:pPr>
+      <w:r>
+        <w:rPr>
+          <w:b/>
+          <w:i w:val="0"/>
+          <w:color w:val="555D6B"/>
+          <w:sz w:val="19"/>
+        </w:rPr>
+        <w:t xml:space="preserve">Tech: </w:t>
+      </w:r>
+      <w:r>
+        <w:rPr>
+          <w:b w:val="0"/>
+          <w:i w:val="0"/>
+          <w:color w:val="555D6B"/>
+          <w:sz w:val="19"/>
+        </w:rPr>
+        <w:t>React Native · Expo · Express 5 · TypeScript · Supabase</w:t>
+      </w:r>
+    </w:p>
+    <w:p>
+      <w:pPr>
+        <w:keepNext/>
+        <w:spacing w:before="200" w:after="60"/>
+        <w:pBdr>
+          <w:bottom w:val="single" w:sz="6" w:space="1" w:color="1E4E8C"/>
+        </w:pBdr>
+      </w:pPr>
+      <w:r>
+        <w:rPr>
+          <w:b/>
+          <w:i w:val="0"/>
+          <w:color w:val="1E4E8C"/>
+          <w:sz w:val="22"/>
+        </w:rPr>
         <w:t>HACKATHONS &amp; COMPETITIONS</w:t>
       </w:r>
     </w:p>

--- a/CV/Atik_Shahriar_CV.docx
+++ b/CV/Atik_Shahriar_CV.docx
@@ -157,6 +157,213 @@
           <w:t xml:space="preserve">vibeflow.tech</w:t>
         </w:r>
       </w:hyperlink>
+    </w:p>
+    <w:p>
+      <w:pPr>
+        <w:keepNext/>
+        <w:spacing w:before="200" w:after="60"/>
+        <w:pBdr>
+          <w:bottom w:val="single" w:sz="6" w:space="1" w:color="1E4E8C"/>
+        </w:pBdr>
+      </w:pPr>
+      <w:r>
+        <w:rPr>
+          <w:b/>
+          <w:i w:val="0"/>
+          <w:color w:val="1E4E8C"/>
+          <w:sz w:val="22"/>
+        </w:rPr>
+        <w:t>PROFESSIONAL SUMMARY</w:t>
+      </w:r>
+    </w:p>
+    <w:p>
+      <w:pPr>
+        <w:spacing w:before="0" w:after="20"/>
+        <w:jc w:val="both"/>
+      </w:pPr>
+      <w:r>
+        <w:rPr>
+          <w:b w:val="0"/>
+          <w:i w:val="0"/>
+        </w:rPr>
+        <w:t xml:space="preserve">Full-stack software engineer and CSE student at AIUB who takes products from an empty repo to production and keeps improving them after launch. Creator of </w:t>
+      </w:r>
+      <w:r>
+        <w:rPr>
+          <w:b/>
+          <w:i w:val="0"/>
+        </w:rPr>
+        <w:t>AgentDeck</w:t>
+      </w:r>
+      <w:r>
+        <w:rPr>
+          <w:b w:val="0"/>
+          <w:i w:val="0"/>
+        </w:rPr>
+        <w:t>, a cross-platform desktop workspace for AI coding agents shipping on Windows, macOS and Linux, and builder of a live wholesale e-commerce platform, an AI social-publishing SaaS and a fintech mobile app. Works mostly in TypeScript (Next.js, React, NestJS, Express, Supabase/PostgreSQL), with desktop apps in Python/Qt and mobile apps in React Native. 10+ live products and 55+ public repositories.</w:t>
+      </w:r>
+    </w:p>
+    <w:p>
+      <w:pPr>
+        <w:keepNext/>
+        <w:spacing w:before="200" w:after="60"/>
+        <w:pBdr>
+          <w:bottom w:val="single" w:sz="6" w:space="1" w:color="1E4E8C"/>
+        </w:pBdr>
+      </w:pPr>
+      <w:r>
+        <w:rPr>
+          <w:b/>
+          <w:i w:val="0"/>
+          <w:color w:val="1E4E8C"/>
+          <w:sz w:val="22"/>
+        </w:rPr>
+        <w:t>TECHNICAL SKILLS</w:t>
+      </w:r>
+    </w:p>
+    <w:p>
+      <w:pPr>
+        <w:tabs>
+          <w:tab w:pos="1871" w:val="left"/>
+        </w:tabs>
+        <w:spacing w:before="0" w:after="20"/>
+        <w:ind w:left="1871" w:hanging="1871"/>
+      </w:pPr>
+      <w:r>
+        <w:rPr>
+          <w:b/>
+          <w:i w:val="0"/>
+        </w:rPr>
+        <w:t>Languages:</w:t>
+      </w:r>
+      <w:r>
+        <w:rPr>
+          <w:b w:val="0"/>
+          <w:i w:val="0"/>
+        </w:rPr>
+        <w:tab/>
+        <w:t>TypeScript, JavaScript, Python, C++, C#, SQL, PHP</w:t>
+      </w:r>
+    </w:p>
+    <w:p>
+      <w:pPr>
+        <w:tabs>
+          <w:tab w:pos="1871" w:val="left"/>
+        </w:tabs>
+        <w:spacing w:before="0" w:after="20"/>
+        <w:ind w:left="1871" w:hanging="1871"/>
+      </w:pPr>
+      <w:r>
+        <w:rPr>
+          <w:b/>
+          <w:i w:val="0"/>
+        </w:rPr>
+        <w:t>Frontend:</w:t>
+      </w:r>
+      <w:r>
+        <w:rPr>
+          <w:b w:val="0"/>
+          <w:i w:val="0"/>
+        </w:rPr>
+        <w:tab/>
+        <w:t>React 19, Next.js 16, Tailwind CSS, Zustand, SWR, TanStack Query, Framer Motion</w:t>
+      </w:r>
+    </w:p>
+    <w:p>
+      <w:pPr>
+        <w:tabs>
+          <w:tab w:pos="1871" w:val="left"/>
+        </w:tabs>
+        <w:spacing w:before="0" w:after="20"/>
+        <w:ind w:left="1871" w:hanging="1871"/>
+      </w:pPr>
+      <w:r>
+        <w:rPr>
+          <w:b/>
+          <w:i w:val="0"/>
+        </w:rPr>
+        <w:t>Backend &amp; Data:</w:t>
+      </w:r>
+      <w:r>
+        <w:rPr>
+          <w:b w:val="0"/>
+          <w:i w:val="0"/>
+        </w:rPr>
+        <w:tab/>
+        <w:t>NestJS, Node.js / Express, Flask, Supabase, PostgreSQL, Firebase, REST APIs, JWT auth, Zod</w:t>
+      </w:r>
+    </w:p>
+    <w:p>
+      <w:pPr>
+        <w:tabs>
+          <w:tab w:pos="1871" w:val="left"/>
+        </w:tabs>
+        <w:spacing w:before="0" w:after="20"/>
+        <w:ind w:left="1871" w:hanging="1871"/>
+      </w:pPr>
+      <w:r>
+        <w:rPr>
+          <w:b/>
+          <w:i w:val="0"/>
+        </w:rPr>
+        <w:t>Mobile &amp; Desktop:</w:t>
+      </w:r>
+      <w:r>
+        <w:rPr>
+          <w:b w:val="0"/>
+          <w:i w:val="0"/>
+        </w:rPr>
+        <w:tab/>
+        <w:t>React Native, Expo, React Native Skia, Reanimated, Python + PySide6 (Qt), PyInstaller</w:t>
+      </w:r>
+    </w:p>
+    <w:p>
+      <w:pPr>
+        <w:tabs>
+          <w:tab w:pos="1871" w:val="left"/>
+        </w:tabs>
+        <w:spacing w:before="0" w:after="20"/>
+        <w:ind w:left="1871" w:hanging="1871"/>
+      </w:pPr>
+      <w:r>
+        <w:rPr>
+          <w:b/>
+          <w:i w:val="0"/>
+        </w:rPr>
+        <w:t>AI &amp; ML:</w:t>
+      </w:r>
+      <w:r>
+        <w:rPr>
+          <w:b w:val="0"/>
+          <w:i w:val="0"/>
+        </w:rPr>
+        <w:tab/>
+        <w:t>LLM APIs (Anthropic, OpenAI), MCP servers, Whisper speech-to-text, NLP, PyTorch, scikit-learn</w:t>
+      </w:r>
+    </w:p>
+    <w:p>
+      <w:pPr>
+        <w:tabs>
+          <w:tab w:pos="1871" w:val="left"/>
+        </w:tabs>
+        <w:spacing w:before="0" w:after="20"/>
+        <w:ind w:left="1871" w:hanging="1871"/>
+      </w:pPr>
+      <w:r>
+        <w:rPr>
+          <w:b/>
+          <w:i w:val="0"/>
+        </w:rPr>
+        <w:t>DevOps &amp; Tooling:</w:t>
+      </w:r>
+      <w:r>
+        <w:rPr>
+          <w:b w:val="0"/>
+          <w:i w:val="0"/>
+        </w:rPr>
+        <w:tab/>
+        <w:t>Git &amp; GitHub, GitHub Actions CI/CD, Vercel, Docker, Linux, Jest, Vitest</w:t>
+      </w:r>
     </w:p>
     <w:p>
       <w:pPr>

--- a/CV/Atik_Shahriar_CV.docx
+++ b/CV/Atik_Shahriar_CV.docx
@@ -161,7 +161,7 @@
     <w:p>
       <w:pPr>
         <w:keepNext/>
-        <w:spacing w:before="200" w:after="60"/>
+        <w:spacing w:before="180" w:after="60"/>
         <w:pBdr>
           <w:bottom w:val="single" w:sz="6" w:space="1" w:color="1E4E8C"/>
         </w:pBdr>
@@ -206,7 +206,7 @@
     <w:p>
       <w:pPr>
         <w:keepNext/>
-        <w:spacing w:before="200" w:after="60"/>
+        <w:spacing w:before="180" w:after="60"/>
         <w:pBdr>
           <w:bottom w:val="single" w:sz="6" w:space="1" w:color="1E4E8C"/>
         </w:pBdr>
@@ -368,7 +368,7 @@
     <w:p>
       <w:pPr>
         <w:keepNext/>
-        <w:spacing w:before="200" w:after="60"/>
+        <w:spacing w:before="180" w:after="60"/>
         <w:pBdr>
           <w:bottom w:val="single" w:sz="6" w:space="1" w:color="1E4E8C"/>
         </w:pBdr>
@@ -718,7 +718,7 @@
     <w:p>
       <w:pPr>
         <w:keepNext/>
-        <w:spacing w:before="200" w:after="60"/>
+        <w:spacing w:before="180" w:after="60"/>
         <w:pBdr>
           <w:bottom w:val="single" w:sz="6" w:space="1" w:color="1E4E8C"/>
         </w:pBdr>
@@ -1197,7 +1197,7 @@
     <w:p>
       <w:pPr>
         <w:keepNext/>
-        <w:spacing w:before="200" w:after="60"/>
+        <w:spacing w:before="180" w:after="60"/>
         <w:pBdr>
           <w:bottom w:val="single" w:sz="6" w:space="1" w:color="1E4E8C"/>
         </w:pBdr>
@@ -1390,7 +1390,7 @@
     <w:p>
       <w:pPr>
         <w:keepNext/>
-        <w:spacing w:before="200" w:after="60"/>
+        <w:spacing w:before="180" w:after="60"/>
         <w:pBdr>
           <w:bottom w:val="single" w:sz="6" w:space="1" w:color="1E4E8C"/>
         </w:pBdr>
@@ -1854,7 +1854,7 @@
     <w:rPr>
       <w:rFonts w:ascii="Calibri" w:hAnsi="Calibri" w:eastAsia="Calibri"/>
       <w:color w:val="1F232B"/>
-      <w:sz w:val="21"/>
+      <w:sz w:val="20"/>
     </w:rPr>
   </w:style>
   <w:style w:type="paragraph" w:styleId="Header">
